--- a/docs/SkillLink_Deliverable2_Final.docx
+++ b/docs/SkillLink_Deliverable2_Final.docx
@@ -6,59 +6,6 @@
       <w:pPr>
         <w:spacing w:after="100"/>
       </w:pPr>
-      <w:r>
-        <w:rPr>
-          <w:noProof/>
-        </w:rPr>
-        <w:drawing>
-          <wp:inline distT="0" distB="0" distL="0" distR="0" wp14:anchorId="3657E71D" wp14:editId="4EECD07B">
-            <wp:extent cx="6162675" cy="3028950"/>
-            <wp:effectExtent l="0" t="0" r="9525" b="0"/>
-            <wp:docPr id="180904069" name="Picture 1"/>
-            <wp:cNvGraphicFramePr>
-              <a:graphicFrameLocks xmlns:a="http://schemas.openxmlformats.org/drawingml/2006/main" noChangeAspect="1"/>
-            </wp:cNvGraphicFramePr>
-            <a:graphic xmlns:a="http://schemas.openxmlformats.org/drawingml/2006/main">
-              <a:graphicData uri="http://schemas.openxmlformats.org/drawingml/2006/picture">
-                <pic:pic xmlns:pic="http://schemas.openxmlformats.org/drawingml/2006/picture">
-                  <pic:nvPicPr>
-                    <pic:cNvPr id="0" name="Picture 1"/>
-                    <pic:cNvPicPr>
-                      <a:picLocks noChangeAspect="1" noChangeArrowheads="1"/>
-                    </pic:cNvPicPr>
-                  </pic:nvPicPr>
-                  <pic:blipFill>
-                    <a:blip r:embed="rId7" cstate="print">
-                      <a:extLst>
-                        <a:ext uri="{28A0092B-C50C-407E-A947-70E740481C1C}">
-                          <a14:useLocalDpi xmlns:a14="http://schemas.microsoft.com/office/drawing/2010/main" val="0"/>
-                        </a:ext>
-                      </a:extLst>
-                    </a:blip>
-                    <a:srcRect/>
-                    <a:stretch>
-                      <a:fillRect/>
-                    </a:stretch>
-                  </pic:blipFill>
-                  <pic:spPr bwMode="auto">
-                    <a:xfrm>
-                      <a:off x="0" y="0"/>
-                      <a:ext cx="6162675" cy="3028950"/>
-                    </a:xfrm>
-                    <a:prstGeom prst="rect">
-                      <a:avLst/>
-                    </a:prstGeom>
-                    <a:noFill/>
-                    <a:ln>
-                      <a:noFill/>
-                    </a:ln>
-                  </pic:spPr>
-                </pic:pic>
-              </a:graphicData>
-            </a:graphic>
-          </wp:inline>
-        </w:drawing>
-      </w:r>
     </w:p>
     <w:p>
       <w:pPr>
@@ -131,7 +78,29 @@
           <w:sz w:val="36"/>
           <w:szCs w:val="36"/>
         </w:rPr>
-        <w:t>Deliverable 2  ·  Sprint 2 Documentation</w:t>
+        <w:t xml:space="preserve">Deliverable </w:t>
+      </w:r>
+      <w:proofErr w:type="gramStart"/>
+      <w:r>
+        <w:rPr>
+          <w:b/>
+          <w:bCs/>
+          <w:color w:val="1A1A1A"/>
+          <w:sz w:val="36"/>
+          <w:szCs w:val="36"/>
+        </w:rPr>
+        <w:t>2  ·</w:t>
+      </w:r>
+      <w:proofErr w:type="gramEnd"/>
+      <w:r>
+        <w:rPr>
+          <w:b/>
+          <w:bCs/>
+          <w:color w:val="1A1A1A"/>
+          <w:sz w:val="36"/>
+          <w:szCs w:val="36"/>
+        </w:rPr>
+        <w:t xml:space="preserve">  Sprint 2 Documentation</w:t>
       </w:r>
     </w:p>
     <w:p>
@@ -145,7 +114,25 @@
           <w:sz w:val="26"/>
           <w:szCs w:val="26"/>
         </w:rPr>
-        <w:t>Module: Search &amp; Discovery  |  Booking &amp; Scheduling</w:t>
+        <w:t xml:space="preserve">Module: Search &amp; </w:t>
+      </w:r>
+      <w:proofErr w:type="gramStart"/>
+      <w:r>
+        <w:rPr>
+          <w:color w:val="555555"/>
+          <w:sz w:val="26"/>
+          <w:szCs w:val="26"/>
+        </w:rPr>
+        <w:t>Discovery  |</w:t>
+      </w:r>
+      <w:proofErr w:type="gramEnd"/>
+      <w:r>
+        <w:rPr>
+          <w:color w:val="555555"/>
+          <w:sz w:val="26"/>
+          <w:szCs w:val="26"/>
+        </w:rPr>
+        <w:t xml:space="preserve">  Booking &amp; Scheduling</w:t>
       </w:r>
     </w:p>
     <w:p>
@@ -197,7 +184,35 @@
         <w:rPr>
           <w:color w:val="444444"/>
         </w:rPr>
-        <w:t>Zaki Nabeel (Team Lead)  ·  Shehryar Faisal (SCRUM Master)  ·  Muhammad Sameer (Developer)</w:t>
+        <w:t xml:space="preserve">Zaki Nabeel (Team </w:t>
+      </w:r>
+      <w:proofErr w:type="gramStart"/>
+      <w:r>
+        <w:rPr>
+          <w:color w:val="444444"/>
+        </w:rPr>
+        <w:t>Lead)  ·</w:t>
+      </w:r>
+      <w:proofErr w:type="gramEnd"/>
+      <w:r>
+        <w:rPr>
+          <w:color w:val="444444"/>
+        </w:rPr>
+        <w:t xml:space="preserve">  Shehryar Faisal (SCRUM </w:t>
+      </w:r>
+      <w:proofErr w:type="gramStart"/>
+      <w:r>
+        <w:rPr>
+          <w:color w:val="444444"/>
+        </w:rPr>
+        <w:t>Master)  ·</w:t>
+      </w:r>
+      <w:proofErr w:type="gramEnd"/>
+      <w:r>
+        <w:rPr>
+          <w:color w:val="444444"/>
+        </w:rPr>
+        <w:t xml:space="preserve">  Muhammad Sameer (Developer)</w:t>
       </w:r>
     </w:p>
     <w:p>
@@ -209,19 +224,61 @@
         <w:rPr>
           <w:color w:val="666666"/>
         </w:rPr>
-        <w:t>Roll Numbers: 23I-0604  ·  23I-0508  ·  23I-0634</w:t>
+        <w:t>Roll Numbers: 23I-</w:t>
       </w:r>
-    </w:p>
-    <w:p>
-      <w:pPr>
-        <w:spacing w:after="40"/>
-        <w:jc w:val="center"/>
-      </w:pPr>
+      <w:proofErr w:type="gramStart"/>
       <w:r>
         <w:rPr>
           <w:color w:val="666666"/>
         </w:rPr>
-        <w:t>CS3009 – Software Engineering  |  Spring 2026</w:t>
+        <w:t>0604  ·</w:t>
+      </w:r>
+      <w:proofErr w:type="gramEnd"/>
+      <w:r>
+        <w:rPr>
+          <w:color w:val="666666"/>
+        </w:rPr>
+        <w:t xml:space="preserve">  23I-</w:t>
+      </w:r>
+      <w:proofErr w:type="gramStart"/>
+      <w:r>
+        <w:rPr>
+          <w:color w:val="666666"/>
+        </w:rPr>
+        <w:t>0508  ·</w:t>
+      </w:r>
+      <w:proofErr w:type="gramEnd"/>
+      <w:r>
+        <w:rPr>
+          <w:color w:val="666666"/>
+        </w:rPr>
+        <w:t xml:space="preserve">  23I-0634</w:t>
+      </w:r>
+    </w:p>
+    <w:p>
+      <w:pPr>
+        <w:spacing w:after="40"/>
+        <w:jc w:val="center"/>
+      </w:pPr>
+      <w:r>
+        <w:rPr>
+          <w:color w:val="666666"/>
+        </w:rPr>
+        <w:t xml:space="preserve">CS3009 – Software </w:t>
+      </w:r>
+      <w:proofErr w:type="gramStart"/>
+      <w:r>
+        <w:rPr>
+          <w:color w:val="666666"/>
+        </w:rPr>
+        <w:t>Engineering  |</w:t>
+      </w:r>
+      <w:proofErr w:type="gramEnd"/>
+      <w:r>
+        <w:rPr>
+          <w:color w:val="666666"/>
+        </w:rPr>
+        <w:t xml:space="preserve">  Spring 2026</w:t>
       </w:r>
     </w:p>
     <w:p>
@@ -311,8 +368,13 @@
       <w:pPr>
         <w:pStyle w:val="Heading2"/>
       </w:pPr>
+      <w:proofErr w:type="gramStart"/>
       <w:r>
-        <w:t>B.1  Sprint 2 Overview</w:t>
+        <w:t>B.1  Sprint</w:t>
+      </w:r>
+      <w:proofErr w:type="gramEnd"/>
+      <w:r>
+        <w:t xml:space="preserve"> 2 Overview</w:t>
       </w:r>
     </w:p>
     <w:p>
@@ -344,7 +406,15 @@
         <w:t xml:space="preserve">Sprint Duration: </w:t>
       </w:r>
       <w:r>
-        <w:t>2nd March 2026 – 22nd March 2026  (3 weeks)</w:t>
+        <w:t xml:space="preserve">2nd March 2026 – 22nd March </w:t>
+      </w:r>
+      <w:proofErr w:type="gramStart"/>
+      <w:r>
+        <w:t>2026  (</w:t>
+      </w:r>
+      <w:proofErr w:type="gramEnd"/>
+      <w:r>
+        <w:t>3 weeks)</w:t>
       </w:r>
     </w:p>
     <w:p>
@@ -376,7 +446,15 @@
         <w:t xml:space="preserve">Modules Developed: </w:t>
       </w:r>
       <w:r>
-        <w:t>Search &amp; Discovery  |  Booking &amp; Scheduling</w:t>
+        <w:t xml:space="preserve">Search &amp; </w:t>
+      </w:r>
+      <w:proofErr w:type="gramStart"/>
+      <w:r>
+        <w:t>Discovery  |</w:t>
+      </w:r>
+      <w:proofErr w:type="gramEnd"/>
+      <w:r>
+        <w:t xml:space="preserve">  Booking &amp; Scheduling</w:t>
       </w:r>
     </w:p>
     <w:p>
@@ -404,8 +482,13 @@
       <w:pPr>
         <w:pStyle w:val="Heading2"/>
       </w:pPr>
+      <w:proofErr w:type="gramStart"/>
       <w:r>
-        <w:t>B.2  Sprint 2 Backlog &amp; User Stories</w:t>
+        <w:t>B.2  Sprint</w:t>
+      </w:r>
+      <w:proofErr w:type="gramEnd"/>
+      <w:r>
+        <w:t xml:space="preserve"> 2 Backlog &amp; User Stories</w:t>
       </w:r>
     </w:p>
     <w:p>
@@ -641,12 +724,53 @@
             </w:tcMar>
           </w:tcPr>
           <w:p>
-            <w:r>
-              <w:rPr>
-                <w:sz w:val="20"/>
-                <w:szCs w:val="20"/>
-              </w:rPr>
-              <w:t>4.1  Update phone number with regional validation (11-digit PK format). 4.2  Set physical address / location for geographic service filtering. 4.3  Allow clients to save multiple delivery addresses.</w:t>
+            <w:proofErr w:type="gramStart"/>
+            <w:r>
+              <w:rPr>
+                <w:sz w:val="20"/>
+                <w:szCs w:val="20"/>
+              </w:rPr>
+              <w:t>4.1  Update</w:t>
+            </w:r>
+            <w:proofErr w:type="gramEnd"/>
+            <w:r>
+              <w:rPr>
+                <w:sz w:val="20"/>
+                <w:szCs w:val="20"/>
+              </w:rPr>
+              <w:t xml:space="preserve"> phone number with regional validation (11-digit PK format). </w:t>
+            </w:r>
+            <w:proofErr w:type="gramStart"/>
+            <w:r>
+              <w:rPr>
+                <w:sz w:val="20"/>
+                <w:szCs w:val="20"/>
+              </w:rPr>
+              <w:t>4.2  Set</w:t>
+            </w:r>
+            <w:proofErr w:type="gramEnd"/>
+            <w:r>
+              <w:rPr>
+                <w:sz w:val="20"/>
+                <w:szCs w:val="20"/>
+              </w:rPr>
+              <w:t xml:space="preserve"> physical address / location for geographic service filtering. </w:t>
+            </w:r>
+            <w:proofErr w:type="gramStart"/>
+            <w:r>
+              <w:rPr>
+                <w:sz w:val="20"/>
+                <w:szCs w:val="20"/>
+              </w:rPr>
+              <w:t>4.3  Allow</w:t>
+            </w:r>
+            <w:proofErr w:type="gramEnd"/>
+            <w:r>
+              <w:rPr>
+                <w:sz w:val="20"/>
+                <w:szCs w:val="20"/>
+              </w:rPr>
+              <w:t xml:space="preserve"> clients to save multiple delivery addresses.</w:t>
             </w:r>
           </w:p>
         </w:tc>
@@ -1070,12 +1194,53 @@
             </w:tcMar>
           </w:tcPr>
           <w:p>
-            <w:r>
-              <w:rPr>
-                <w:sz w:val="20"/>
-                <w:szCs w:val="20"/>
-              </w:rPr>
-              <w:t>5.1  Implement a full-text search bar that queries provider names and skill tags. 5.2  Filter results by skill category (from taxonomy), city/area, and minimum star rating. 5.3  Display paginated search results with provider avatar, name, top skill, and rating.</w:t>
+            <w:proofErr w:type="gramStart"/>
+            <w:r>
+              <w:rPr>
+                <w:sz w:val="20"/>
+                <w:szCs w:val="20"/>
+              </w:rPr>
+              <w:t>5.1  Implement</w:t>
+            </w:r>
+            <w:proofErr w:type="gramEnd"/>
+            <w:r>
+              <w:rPr>
+                <w:sz w:val="20"/>
+                <w:szCs w:val="20"/>
+              </w:rPr>
+              <w:t xml:space="preserve"> a full-text search bar that queries provider names and skill tags. </w:t>
+            </w:r>
+            <w:proofErr w:type="gramStart"/>
+            <w:r>
+              <w:rPr>
+                <w:sz w:val="20"/>
+                <w:szCs w:val="20"/>
+              </w:rPr>
+              <w:t>5.2  Filter</w:t>
+            </w:r>
+            <w:proofErr w:type="gramEnd"/>
+            <w:r>
+              <w:rPr>
+                <w:sz w:val="20"/>
+                <w:szCs w:val="20"/>
+              </w:rPr>
+              <w:t xml:space="preserve"> results by skill category (from taxonomy), city/area, and minimum star rating. </w:t>
+            </w:r>
+            <w:proofErr w:type="gramStart"/>
+            <w:r>
+              <w:rPr>
+                <w:sz w:val="20"/>
+                <w:szCs w:val="20"/>
+              </w:rPr>
+              <w:t>5.3  Display</w:t>
+            </w:r>
+            <w:proofErr w:type="gramEnd"/>
+            <w:r>
+              <w:rPr>
+                <w:sz w:val="20"/>
+                <w:szCs w:val="20"/>
+              </w:rPr>
+              <w:t xml:space="preserve"> paginated search results with provider avatar, name, top skill, and rating.</w:t>
             </w:r>
           </w:p>
         </w:tc>
@@ -1499,12 +1664,53 @@
             </w:tcMar>
           </w:tcPr>
           <w:p>
-            <w:r>
-              <w:rPr>
-                <w:sz w:val="20"/>
-                <w:szCs w:val="20"/>
-              </w:rPr>
-              <w:t>6.1  Display provider bio, skill categories, portfolio links, and profile photo. 6.2  Show aggregate rating and individual client reviews with timestamps. 6.3  Include a prominent 'Book Now' call-to-action button on the profile page.</w:t>
+            <w:proofErr w:type="gramStart"/>
+            <w:r>
+              <w:rPr>
+                <w:sz w:val="20"/>
+                <w:szCs w:val="20"/>
+              </w:rPr>
+              <w:t>6.1  Display</w:t>
+            </w:r>
+            <w:proofErr w:type="gramEnd"/>
+            <w:r>
+              <w:rPr>
+                <w:sz w:val="20"/>
+                <w:szCs w:val="20"/>
+              </w:rPr>
+              <w:t xml:space="preserve"> provider bio, skill categories, portfolio links, and profile photo. </w:t>
+            </w:r>
+            <w:proofErr w:type="gramStart"/>
+            <w:r>
+              <w:rPr>
+                <w:sz w:val="20"/>
+                <w:szCs w:val="20"/>
+              </w:rPr>
+              <w:t>6.2  Show</w:t>
+            </w:r>
+            <w:proofErr w:type="gramEnd"/>
+            <w:r>
+              <w:rPr>
+                <w:sz w:val="20"/>
+                <w:szCs w:val="20"/>
+              </w:rPr>
+              <w:t xml:space="preserve"> aggregate rating and individual client reviews with timestamps. </w:t>
+            </w:r>
+            <w:proofErr w:type="gramStart"/>
+            <w:r>
+              <w:rPr>
+                <w:sz w:val="20"/>
+                <w:szCs w:val="20"/>
+              </w:rPr>
+              <w:t>6.3  Include</w:t>
+            </w:r>
+            <w:proofErr w:type="gramEnd"/>
+            <w:r>
+              <w:rPr>
+                <w:sz w:val="20"/>
+                <w:szCs w:val="20"/>
+              </w:rPr>
+              <w:t xml:space="preserve"> a prominent 'Book Now' call-to-action button on the profile page.</w:t>
             </w:r>
           </w:p>
         </w:tc>
@@ -1928,12 +2134,53 @@
             </w:tcMar>
           </w:tcPr>
           <w:p>
-            <w:r>
-              <w:rPr>
-                <w:sz w:val="20"/>
-                <w:szCs w:val="20"/>
-              </w:rPr>
-              <w:t>7.1  Present a booking form with date picker, time picker, and job description text area. 7.2  Validate that the selected date is not in the past and the description is at least 20 characters. 7.3  Send an in-app notification to the provider upon booking submission.</w:t>
+            <w:proofErr w:type="gramStart"/>
+            <w:r>
+              <w:rPr>
+                <w:sz w:val="20"/>
+                <w:szCs w:val="20"/>
+              </w:rPr>
+              <w:t>7.1  Present</w:t>
+            </w:r>
+            <w:proofErr w:type="gramEnd"/>
+            <w:r>
+              <w:rPr>
+                <w:sz w:val="20"/>
+                <w:szCs w:val="20"/>
+              </w:rPr>
+              <w:t xml:space="preserve"> a booking form with date picker, time picker, and job description text area. </w:t>
+            </w:r>
+            <w:proofErr w:type="gramStart"/>
+            <w:r>
+              <w:rPr>
+                <w:sz w:val="20"/>
+                <w:szCs w:val="20"/>
+              </w:rPr>
+              <w:t>7.2  Validate</w:t>
+            </w:r>
+            <w:proofErr w:type="gramEnd"/>
+            <w:r>
+              <w:rPr>
+                <w:sz w:val="20"/>
+                <w:szCs w:val="20"/>
+              </w:rPr>
+              <w:t xml:space="preserve"> that the selected date is not in the past and the description is at least 20 characters. </w:t>
+            </w:r>
+            <w:proofErr w:type="gramStart"/>
+            <w:r>
+              <w:rPr>
+                <w:sz w:val="20"/>
+                <w:szCs w:val="20"/>
+              </w:rPr>
+              <w:t>7.3  Send</w:t>
+            </w:r>
+            <w:proofErr w:type="gramEnd"/>
+            <w:r>
+              <w:rPr>
+                <w:sz w:val="20"/>
+                <w:szCs w:val="20"/>
+              </w:rPr>
+              <w:t xml:space="preserve"> an in-app notification to the provider upon booking submission.</w:t>
             </w:r>
           </w:p>
         </w:tc>
@@ -2357,12 +2604,53 @@
             </w:tcMar>
           </w:tcPr>
           <w:p>
-            <w:r>
-              <w:rPr>
-                <w:sz w:val="20"/>
-                <w:szCs w:val="20"/>
-              </w:rPr>
-              <w:t>8.1  Display all incoming requests in a dashboard with status labels (Pending / Accepted / Declined). 8.2  Provider can accept a booking, which triggers a confirmation notification to the client. 8.3  Provider can decline a booking with an optional reason message sent to the client.</w:t>
+            <w:proofErr w:type="gramStart"/>
+            <w:r>
+              <w:rPr>
+                <w:sz w:val="20"/>
+                <w:szCs w:val="20"/>
+              </w:rPr>
+              <w:t>8.1  Display</w:t>
+            </w:r>
+            <w:proofErr w:type="gramEnd"/>
+            <w:r>
+              <w:rPr>
+                <w:sz w:val="20"/>
+                <w:szCs w:val="20"/>
+              </w:rPr>
+              <w:t xml:space="preserve"> all incoming requests in a dashboard with status labels (Pending / Accepted / Declined). </w:t>
+            </w:r>
+            <w:proofErr w:type="gramStart"/>
+            <w:r>
+              <w:rPr>
+                <w:sz w:val="20"/>
+                <w:szCs w:val="20"/>
+              </w:rPr>
+              <w:t>8.2  Provider</w:t>
+            </w:r>
+            <w:proofErr w:type="gramEnd"/>
+            <w:r>
+              <w:rPr>
+                <w:sz w:val="20"/>
+                <w:szCs w:val="20"/>
+              </w:rPr>
+              <w:t xml:space="preserve"> can accept a booking, which triggers a confirmation notification to the client. </w:t>
+            </w:r>
+            <w:proofErr w:type="gramStart"/>
+            <w:r>
+              <w:rPr>
+                <w:sz w:val="20"/>
+                <w:szCs w:val="20"/>
+              </w:rPr>
+              <w:t>8.3  Provider</w:t>
+            </w:r>
+            <w:proofErr w:type="gramEnd"/>
+            <w:r>
+              <w:rPr>
+                <w:sz w:val="20"/>
+                <w:szCs w:val="20"/>
+              </w:rPr>
+              <w:t xml:space="preserve"> can decline a booking with an optional reason message sent to the client.</w:t>
             </w:r>
           </w:p>
         </w:tc>
@@ -2576,9 +2864,14 @@
       <w:pPr>
         <w:pStyle w:val="Heading2"/>
       </w:pPr>
+      <w:proofErr w:type="gramStart"/>
       <w:r>
         <w:lastRenderedPageBreak/>
-        <w:t>B.3  Structured Specifications</w:t>
+        <w:t>B.3  Structured</w:t>
+      </w:r>
+      <w:proofErr w:type="gramEnd"/>
+      <w:r>
+        <w:t xml:space="preserve"> Specifications</w:t>
       </w:r>
     </w:p>
     <w:p>
@@ -2993,7 +3286,23 @@
                 <w:sz w:val="20"/>
                 <w:szCs w:val="20"/>
               </w:rPr>
-              <w:t xml:space="preserve"> and trim the query string (strip special chars). 2. Execute full-text search across provider name and skill tag fields. 3. Apply category, city, and rating filters as WHERE clauses. 4. Rank results by rating DESC, then completeness of profile. 5. Paginate: return 10 results per page with total count.</w:t>
+              <w:t xml:space="preserve"> and trim the query string (strip special chars). 2. Execute full-text search across provider name and skill tag fields. 3. Apply category, city, and rating filters as </w:t>
+            </w:r>
+            <w:proofErr w:type="gramStart"/>
+            <w:r>
+              <w:rPr>
+                <w:sz w:val="20"/>
+                <w:szCs w:val="20"/>
+              </w:rPr>
+              <w:t>WHERE</w:t>
+            </w:r>
+            <w:proofErr w:type="gramEnd"/>
+            <w:r>
+              <w:rPr>
+                <w:sz w:val="20"/>
+                <w:szCs w:val="20"/>
+              </w:rPr>
+              <w:t xml:space="preserve"> clauses. 4. Rank results by rating DESC, then completeness of profile. 5. Paginate: return 10 results per page with total count.</w:t>
             </w:r>
           </w:p>
         </w:tc>
@@ -3057,7 +3366,15 @@
                 <w:sz w:val="20"/>
                 <w:szCs w:val="20"/>
               </w:rPr>
-              <w:t xml:space="preserve">JSON array of provider objects: { </w:t>
+              <w:t xml:space="preserve">JSON array of provider objects: </w:t>
+            </w:r>
+            <w:proofErr w:type="gramStart"/>
+            <w:r>
+              <w:rPr>
+                <w:sz w:val="20"/>
+                <w:szCs w:val="20"/>
+              </w:rPr>
+              <w:t xml:space="preserve">{ </w:t>
             </w:r>
             <w:proofErr w:type="spellStart"/>
             <w:r>
@@ -3068,6 +3385,7 @@
               <w:t>providerId</w:t>
             </w:r>
             <w:proofErr w:type="spellEnd"/>
+            <w:proofErr w:type="gramEnd"/>
             <w:r>
               <w:rPr>
                 <w:sz w:val="20"/>
@@ -3121,7 +3439,39 @@
                 <w:sz w:val="20"/>
                 <w:szCs w:val="20"/>
               </w:rPr>
-              <w:t xml:space="preserve">, city }. Pagination metadata: { page, </w:t>
+              <w:t xml:space="preserve">, </w:t>
+            </w:r>
+            <w:proofErr w:type="gramStart"/>
+            <w:r>
+              <w:rPr>
+                <w:sz w:val="20"/>
+                <w:szCs w:val="20"/>
+              </w:rPr>
+              <w:t>city }</w:t>
+            </w:r>
+            <w:proofErr w:type="gramEnd"/>
+            <w:r>
+              <w:rPr>
+                <w:sz w:val="20"/>
+                <w:szCs w:val="20"/>
+              </w:rPr>
+              <w:t xml:space="preserve">. Pagination metadata: </w:t>
+            </w:r>
+            <w:proofErr w:type="gramStart"/>
+            <w:r>
+              <w:rPr>
+                <w:sz w:val="20"/>
+                <w:szCs w:val="20"/>
+              </w:rPr>
+              <w:t>{ page</w:t>
+            </w:r>
+            <w:proofErr w:type="gramEnd"/>
+            <w:r>
+              <w:rPr>
+                <w:sz w:val="20"/>
+                <w:szCs w:val="20"/>
+              </w:rPr>
+              <w:t xml:space="preserve">, </w:t>
             </w:r>
             <w:proofErr w:type="spellStart"/>
             <w:r>
@@ -3661,7 +4011,23 @@
                 <w:sz w:val="20"/>
                 <w:szCs w:val="20"/>
               </w:rPr>
-              <w:t xml:space="preserve"> exists in DB; return 404 if not found. 2. Fetch provider record including bio, skills, portfolio URLs, and profile image URL. 3. Fetch aggregate rating: AVG(rating) from reviews table WHERE </w:t>
+              <w:t xml:space="preserve"> exists in DB; return 404 if not found. 2. Fetch provider record including bio, skills, portfolio URLs, and profile image URL. 3. Fetch aggregate rating: </w:t>
+            </w:r>
+            <w:proofErr w:type="gramStart"/>
+            <w:r>
+              <w:rPr>
+                <w:sz w:val="20"/>
+                <w:szCs w:val="20"/>
+              </w:rPr>
+              <w:t>AVG(</w:t>
+            </w:r>
+            <w:proofErr w:type="gramEnd"/>
+            <w:r>
+              <w:rPr>
+                <w:sz w:val="20"/>
+                <w:szCs w:val="20"/>
+              </w:rPr>
+              <w:t xml:space="preserve">rating) from reviews table WHERE </w:t>
             </w:r>
             <w:proofErr w:type="spellStart"/>
             <w:r>
@@ -4314,7 +4680,15 @@
                 <w:sz w:val="20"/>
                 <w:szCs w:val="20"/>
               </w:rPr>
-              <w:t xml:space="preserve"> length (&gt;= 20 chars). 3. Check provider is not already booked at that slot (conflict check). 4. Insert booking record: { </w:t>
+              <w:t xml:space="preserve"> length (&gt;= 20 chars). 3. Check provider is not already booked at that slot (conflict check). 4. Insert booking record: </w:t>
+            </w:r>
+            <w:proofErr w:type="gramStart"/>
+            <w:r>
+              <w:rPr>
+                <w:sz w:val="20"/>
+                <w:szCs w:val="20"/>
+              </w:rPr>
+              <w:t xml:space="preserve">{ </w:t>
             </w:r>
             <w:proofErr w:type="spellStart"/>
             <w:r>
@@ -4325,6 +4699,7 @@
               <w:t>clientId</w:t>
             </w:r>
             <w:proofErr w:type="spellEnd"/>
+            <w:proofErr w:type="gramEnd"/>
             <w:r>
               <w:rPr>
                 <w:sz w:val="20"/>
@@ -4410,7 +4785,23 @@
                 <w:sz w:val="20"/>
                 <w:szCs w:val="20"/>
               </w:rPr>
-              <w:t xml:space="preserve">: now() }. 5. Dispatch in-app notification to provider. 6. Return booking confirmation with </w:t>
+              <w:t xml:space="preserve">: </w:t>
+            </w:r>
+            <w:proofErr w:type="gramStart"/>
+            <w:r>
+              <w:rPr>
+                <w:sz w:val="20"/>
+                <w:szCs w:val="20"/>
+              </w:rPr>
+              <w:t>now() }</w:t>
+            </w:r>
+            <w:proofErr w:type="gramEnd"/>
+            <w:r>
+              <w:rPr>
+                <w:sz w:val="20"/>
+                <w:szCs w:val="20"/>
+              </w:rPr>
+              <w:t xml:space="preserve">. 5. Dispatch in-app notification to provider. 6. Return booking confirmation with </w:t>
             </w:r>
             <w:proofErr w:type="spellStart"/>
             <w:r>
@@ -4490,7 +4881,15 @@
                 <w:sz w:val="20"/>
                 <w:szCs w:val="20"/>
               </w:rPr>
-              <w:t xml:space="preserve">HTTP 201 with booking object: { </w:t>
+              <w:t xml:space="preserve">HTTP 201 with booking object: </w:t>
+            </w:r>
+            <w:proofErr w:type="gramStart"/>
+            <w:r>
+              <w:rPr>
+                <w:sz w:val="20"/>
+                <w:szCs w:val="20"/>
+              </w:rPr>
+              <w:t xml:space="preserve">{ </w:t>
             </w:r>
             <w:proofErr w:type="spellStart"/>
             <w:r>
@@ -4501,6 +4900,7 @@
               <w:t>bookingId</w:t>
             </w:r>
             <w:proofErr w:type="spellEnd"/>
+            <w:proofErr w:type="gramEnd"/>
             <w:r>
               <w:rPr>
                 <w:sz w:val="20"/>
@@ -4541,6 +4941,7 @@
               <w:t xml:space="preserve">, </w:t>
             </w:r>
             <w:proofErr w:type="spellStart"/>
+            <w:proofErr w:type="gramStart"/>
             <w:r>
               <w:rPr>
                 <w:sz w:val="20"/>
@@ -4554,7 +4955,15 @@
                 <w:sz w:val="20"/>
                 <w:szCs w:val="20"/>
               </w:rPr>
-              <w:t xml:space="preserve"> }. In-app notification delivered to provider.</w:t>
+              <w:t xml:space="preserve"> }</w:t>
+            </w:r>
+            <w:proofErr w:type="gramEnd"/>
+            <w:r>
+              <w:rPr>
+                <w:sz w:val="20"/>
+                <w:szCs w:val="20"/>
+              </w:rPr>
+              <w:t>. In-app notification delivered to provider.</w:t>
             </w:r>
           </w:p>
         </w:tc>
@@ -4998,7 +5407,39 @@
                 <w:sz w:val="20"/>
                 <w:szCs w:val="20"/>
               </w:rPr>
-              <w:t xml:space="preserve"> { 'accept', 'decline' }. </w:t>
+              <w:t xml:space="preserve"> </w:t>
+            </w:r>
+            <w:proofErr w:type="gramStart"/>
+            <w:r>
+              <w:rPr>
+                <w:sz w:val="20"/>
+                <w:szCs w:val="20"/>
+              </w:rPr>
+              <w:t>{ '</w:t>
+            </w:r>
+            <w:proofErr w:type="gramEnd"/>
+            <w:r>
+              <w:rPr>
+                <w:sz w:val="20"/>
+                <w:szCs w:val="20"/>
+              </w:rPr>
+              <w:t>accept', 'decline</w:t>
+            </w:r>
+            <w:proofErr w:type="gramStart"/>
+            <w:r>
+              <w:rPr>
+                <w:sz w:val="20"/>
+                <w:szCs w:val="20"/>
+              </w:rPr>
+              <w:t>' }</w:t>
+            </w:r>
+            <w:proofErr w:type="gramEnd"/>
+            <w:r>
+              <w:rPr>
+                <w:sz w:val="20"/>
+                <w:szCs w:val="20"/>
+              </w:rPr>
+              <w:t xml:space="preserve">. </w:t>
             </w:r>
             <w:proofErr w:type="spellStart"/>
             <w:r>
@@ -5174,7 +5615,15 @@
                 <w:sz w:val="20"/>
                 <w:szCs w:val="20"/>
               </w:rPr>
-              <w:t xml:space="preserve">HTTP 200 with updated booking object: { </w:t>
+              <w:t xml:space="preserve">HTTP 200 with updated booking object: </w:t>
+            </w:r>
+            <w:proofErr w:type="gramStart"/>
+            <w:r>
+              <w:rPr>
+                <w:sz w:val="20"/>
+                <w:szCs w:val="20"/>
+              </w:rPr>
+              <w:t xml:space="preserve">{ </w:t>
             </w:r>
             <w:proofErr w:type="spellStart"/>
             <w:r>
@@ -5185,6 +5634,7 @@
               <w:t>bookingId</w:t>
             </w:r>
             <w:proofErr w:type="spellEnd"/>
+            <w:proofErr w:type="gramEnd"/>
             <w:r>
               <w:rPr>
                 <w:sz w:val="20"/>
@@ -5193,6 +5643,7 @@
               <w:t xml:space="preserve">, status: 'Accepted' | 'Declined', </w:t>
             </w:r>
             <w:proofErr w:type="spellStart"/>
+            <w:proofErr w:type="gramStart"/>
             <w:r>
               <w:rPr>
                 <w:sz w:val="20"/>
@@ -5206,7 +5657,15 @@
                 <w:sz w:val="20"/>
                 <w:szCs w:val="20"/>
               </w:rPr>
-              <w:t xml:space="preserve"> }. Push notification delivered to client.</w:t>
+              <w:t xml:space="preserve"> }</w:t>
+            </w:r>
+            <w:proofErr w:type="gramEnd"/>
+            <w:r>
+              <w:rPr>
+                <w:sz w:val="20"/>
+                <w:szCs w:val="20"/>
+              </w:rPr>
+              <w:t>. Push notification delivered to client.</w:t>
             </w:r>
           </w:p>
         </w:tc>
@@ -5347,9 +5806,14 @@
       <w:pPr>
         <w:pStyle w:val="Heading2"/>
       </w:pPr>
+      <w:proofErr w:type="gramStart"/>
       <w:r>
         <w:lastRenderedPageBreak/>
-        <w:t>B.4  Scrum Board — Trello Snapshots</w:t>
+        <w:t>B.4  Scrum</w:t>
+      </w:r>
+      <w:proofErr w:type="gramEnd"/>
+      <w:r>
+        <w:t xml:space="preserve"> Board — Trello Snapshots</w:t>
       </w:r>
     </w:p>
     <w:p>
@@ -5442,8 +5906,18 @@
                 <w:iCs/>
                 <w:color w:val="999999"/>
               </w:rPr>
-              <w:t>[ Trello Board Screenshot — Sprint Planning Stage ]</w:t>
-            </w:r>
+              <w:t xml:space="preserve">[ Trello Board Screenshot — Sprint Planning </w:t>
+            </w:r>
+            <w:proofErr w:type="gramStart"/>
+            <w:r>
+              <w:rPr>
+                <w:i/>
+                <w:iCs/>
+                <w:color w:val="999999"/>
+              </w:rPr>
+              <w:t>Stage ]</w:t>
+            </w:r>
+            <w:proofErr w:type="gramEnd"/>
           </w:p>
           <w:p>
             <w:pPr>
@@ -5456,7 +5930,43 @@
                 <w:sz w:val="20"/>
                 <w:szCs w:val="20"/>
               </w:rPr>
-              <w:t>Sprint Backlog: US-04, US-05, US-06, US-07, US-08  |  In Progress: —  |  Done: —</w:t>
+              <w:t>Sprint Backlog: US-04, US-05, US-06, US-07, US-</w:t>
+            </w:r>
+            <w:proofErr w:type="gramStart"/>
+            <w:r>
+              <w:rPr>
+                <w:color w:val="666666"/>
+                <w:sz w:val="20"/>
+                <w:szCs w:val="20"/>
+              </w:rPr>
+              <w:t>08  |</w:t>
+            </w:r>
+            <w:proofErr w:type="gramEnd"/>
+            <w:r>
+              <w:rPr>
+                <w:color w:val="666666"/>
+                <w:sz w:val="20"/>
+                <w:szCs w:val="20"/>
+              </w:rPr>
+              <w:t xml:space="preserve">  In Progress: </w:t>
+            </w:r>
+            <w:proofErr w:type="gramStart"/>
+            <w:r>
+              <w:rPr>
+                <w:color w:val="666666"/>
+                <w:sz w:val="20"/>
+                <w:szCs w:val="20"/>
+              </w:rPr>
+              <w:t>—  |</w:t>
+            </w:r>
+            <w:proofErr w:type="gramEnd"/>
+            <w:r>
+              <w:rPr>
+                <w:color w:val="666666"/>
+                <w:sz w:val="20"/>
+                <w:szCs w:val="20"/>
+              </w:rPr>
+              <w:t xml:space="preserve">  Done: —</w:t>
             </w:r>
           </w:p>
         </w:tc>
@@ -5544,8 +6054,18 @@
                 <w:iCs/>
                 <w:color w:val="999999"/>
               </w:rPr>
-              <w:t>[ Trello Board Screenshot — Mid-Sprint Stage ]</w:t>
-            </w:r>
+              <w:t xml:space="preserve">[ Trello Board Screenshot — Mid-Sprint </w:t>
+            </w:r>
+            <w:proofErr w:type="gramStart"/>
+            <w:r>
+              <w:rPr>
+                <w:i/>
+                <w:iCs/>
+                <w:color w:val="999999"/>
+              </w:rPr>
+              <w:t>Stage ]</w:t>
+            </w:r>
+            <w:proofErr w:type="gramEnd"/>
           </w:p>
           <w:p>
             <w:pPr>
@@ -5558,7 +6078,43 @@
                 <w:sz w:val="20"/>
                 <w:szCs w:val="20"/>
               </w:rPr>
-              <w:t>Done: US-04, US-05  |  In Progress: US-06, US-07  |  Backlog: US-08</w:t>
+              <w:t>Done: US-04, US-</w:t>
+            </w:r>
+            <w:proofErr w:type="gramStart"/>
+            <w:r>
+              <w:rPr>
+                <w:color w:val="666666"/>
+                <w:sz w:val="20"/>
+                <w:szCs w:val="20"/>
+              </w:rPr>
+              <w:t>05  |</w:t>
+            </w:r>
+            <w:proofErr w:type="gramEnd"/>
+            <w:r>
+              <w:rPr>
+                <w:color w:val="666666"/>
+                <w:sz w:val="20"/>
+                <w:szCs w:val="20"/>
+              </w:rPr>
+              <w:t xml:space="preserve">  In Progress: US-06, US-</w:t>
+            </w:r>
+            <w:proofErr w:type="gramStart"/>
+            <w:r>
+              <w:rPr>
+                <w:color w:val="666666"/>
+                <w:sz w:val="20"/>
+                <w:szCs w:val="20"/>
+              </w:rPr>
+              <w:t>07  |</w:t>
+            </w:r>
+            <w:proofErr w:type="gramEnd"/>
+            <w:r>
+              <w:rPr>
+                <w:color w:val="666666"/>
+                <w:sz w:val="20"/>
+                <w:szCs w:val="20"/>
+              </w:rPr>
+              <w:t xml:space="preserve">  Backlog: US-08</w:t>
             </w:r>
           </w:p>
         </w:tc>
@@ -5646,8 +6202,18 @@
                 <w:iCs/>
                 <w:color w:val="999999"/>
               </w:rPr>
-              <w:t>[ Trello Board Screenshot — Sprint Completion Stage ]</w:t>
-            </w:r>
+              <w:t xml:space="preserve">[ Trello Board Screenshot — Sprint Completion </w:t>
+            </w:r>
+            <w:proofErr w:type="gramStart"/>
+            <w:r>
+              <w:rPr>
+                <w:i/>
+                <w:iCs/>
+                <w:color w:val="999999"/>
+              </w:rPr>
+              <w:t>Stage ]</w:t>
+            </w:r>
+            <w:proofErr w:type="gramEnd"/>
           </w:p>
           <w:p>
             <w:pPr>
@@ -5660,7 +6226,43 @@
                 <w:sz w:val="20"/>
                 <w:szCs w:val="20"/>
               </w:rPr>
-              <w:t>Done: US-04, US-05, US-06, US-07, US-08  |  In Progress: —  |  Leftover: —</w:t>
+              <w:t>Done: US-04, US-05, US-06, US-07, US-</w:t>
+            </w:r>
+            <w:proofErr w:type="gramStart"/>
+            <w:r>
+              <w:rPr>
+                <w:color w:val="666666"/>
+                <w:sz w:val="20"/>
+                <w:szCs w:val="20"/>
+              </w:rPr>
+              <w:t>08  |</w:t>
+            </w:r>
+            <w:proofErr w:type="gramEnd"/>
+            <w:r>
+              <w:rPr>
+                <w:color w:val="666666"/>
+                <w:sz w:val="20"/>
+                <w:szCs w:val="20"/>
+              </w:rPr>
+              <w:t xml:space="preserve">  In Progress: </w:t>
+            </w:r>
+            <w:proofErr w:type="gramStart"/>
+            <w:r>
+              <w:rPr>
+                <w:color w:val="666666"/>
+                <w:sz w:val="20"/>
+                <w:szCs w:val="20"/>
+              </w:rPr>
+              <w:t>—  |</w:t>
+            </w:r>
+            <w:proofErr w:type="gramEnd"/>
+            <w:r>
+              <w:rPr>
+                <w:color w:val="666666"/>
+                <w:sz w:val="20"/>
+                <w:szCs w:val="20"/>
+              </w:rPr>
+              <w:t xml:space="preserve">  Leftover: —</w:t>
             </w:r>
           </w:p>
         </w:tc>
@@ -6449,9 +7051,14 @@
       <w:pPr>
         <w:pStyle w:val="Heading2"/>
       </w:pPr>
+      <w:proofErr w:type="gramStart"/>
       <w:r>
         <w:lastRenderedPageBreak/>
-        <w:t>B.5  Sprint 2 Burn-Down Chart</w:t>
+        <w:t>B.5  Sprint</w:t>
+      </w:r>
+      <w:proofErr w:type="gramEnd"/>
+      <w:r>
+        <w:t xml:space="preserve"> 2 Burn-Down Chart</w:t>
       </w:r>
     </w:p>
     <w:p>
@@ -6487,7 +7094,7 @@
                     <pic:cNvPicPr/>
                   </pic:nvPicPr>
                   <pic:blipFill>
-                    <a:blip r:embed="rId8"/>
+                    <a:blip r:embed="rId7"/>
                     <a:stretch>
                       <a:fillRect/>
                     </a:stretch>
@@ -8070,9 +8677,11 @@
       <w:pPr>
         <w:pStyle w:val="Heading2"/>
       </w:pPr>
+      <w:proofErr w:type="gramStart"/>
       <w:r>
         <w:t>C.1  Introduction</w:t>
       </w:r>
+      <w:proofErr w:type="gramEnd"/>
     </w:p>
     <w:p>
       <w:pPr>
@@ -8138,8 +8747,13 @@
       <w:pPr>
         <w:pStyle w:val="Heading2"/>
       </w:pPr>
+      <w:proofErr w:type="gramStart"/>
       <w:r>
-        <w:t>C.2  Project Vision</w:t>
+        <w:t>C.2  Project</w:t>
+      </w:r>
+      <w:proofErr w:type="gramEnd"/>
+      <w:r>
+        <w:t xml:space="preserve"> Vision</w:t>
       </w:r>
     </w:p>
     <w:p>
@@ -8244,8 +8858,13 @@
       <w:pPr>
         <w:pStyle w:val="Heading2"/>
       </w:pPr>
+      <w:proofErr w:type="gramStart"/>
       <w:r>
-        <w:t>C.3  Intended Use of the System — Stakeholders</w:t>
+        <w:t>C.3  Intended</w:t>
+      </w:r>
+      <w:proofErr w:type="gramEnd"/>
+      <w:r>
+        <w:t xml:space="preserve"> Use of the System — Stakeholders</w:t>
       </w:r>
     </w:p>
     <w:p>
@@ -8750,8 +9369,13 @@
       <w:pPr>
         <w:pStyle w:val="Heading2"/>
       </w:pPr>
+      <w:proofErr w:type="gramStart"/>
       <w:r>
-        <w:t>C.4  Features &amp; Functionality</w:t>
+        <w:t>C.4  Features</w:t>
+      </w:r>
+      <w:proofErr w:type="gramEnd"/>
+      <w:r>
+        <w:t xml:space="preserve"> &amp; Functionality</w:t>
       </w:r>
     </w:p>
     <w:p>
@@ -8943,9 +9567,14 @@
       <w:pPr>
         <w:pStyle w:val="Heading2"/>
       </w:pPr>
+      <w:proofErr w:type="gramStart"/>
       <w:r>
         <w:lastRenderedPageBreak/>
-        <w:t>C.5  User Stories — Sprint 2</w:t>
+        <w:t>C.5  User</w:t>
+      </w:r>
+      <w:proofErr w:type="gramEnd"/>
+      <w:r>
+        <w:t xml:space="preserve"> Stories — Sprint 2</w:t>
       </w:r>
     </w:p>
     <w:p>
@@ -9761,9 +10390,14 @@
       <w:pPr>
         <w:pStyle w:val="Heading2"/>
       </w:pPr>
+      <w:proofErr w:type="gramStart"/>
       <w:r>
         <w:lastRenderedPageBreak/>
-        <w:t>C.6  Non-Functional Requirements (NFR) — Updated</w:t>
+        <w:t>C.6  Non</w:t>
+      </w:r>
+      <w:proofErr w:type="gramEnd"/>
+      <w:r>
+        <w:t>-Functional Requirements (NFR) — Updated</w:t>
       </w:r>
     </w:p>
     <w:p>
@@ -11255,8 +11889,13 @@
       <w:pPr>
         <w:pStyle w:val="Heading2"/>
       </w:pPr>
+      <w:proofErr w:type="gramStart"/>
       <w:r>
-        <w:t>C.7  Iteration 2 — Implementation Screenshots</w:t>
+        <w:t>C.7  Iteration</w:t>
+      </w:r>
+      <w:proofErr w:type="gramEnd"/>
+      <w:r>
+        <w:t xml:space="preserve"> 2 — Implementation Screenshots</w:t>
       </w:r>
     </w:p>
     <w:p>
@@ -11358,7 +11997,7 @@
                           <pic:cNvPicPr/>
                         </pic:nvPicPr>
                         <pic:blipFill>
-                          <a:blip r:embed="rId9"/>
+                          <a:blip r:embed="rId8"/>
                           <a:stretch>
                             <a:fillRect/>
                           </a:stretch>
@@ -11485,7 +12124,7 @@
                           <pic:cNvPicPr/>
                         </pic:nvPicPr>
                         <pic:blipFill>
-                          <a:blip r:embed="rId10" cstate="print">
+                          <a:blip r:embed="rId9" cstate="print">
                             <a:extLst>
                               <a:ext uri="{28A0092B-C50C-407E-A947-70E740481C1C}">
                                 <a14:useLocalDpi xmlns:a14="http://schemas.microsoft.com/office/drawing/2010/main" val="0"/>
@@ -11619,7 +12258,7 @@
                           <pic:cNvPicPr/>
                         </pic:nvPicPr>
                         <pic:blipFill>
-                          <a:blip r:embed="rId11" cstate="print">
+                          <a:blip r:embed="rId10" cstate="print">
                             <a:extLst>
                               <a:ext uri="{28A0092B-C50C-407E-A947-70E740481C1C}">
                                 <a14:useLocalDpi xmlns:a14="http://schemas.microsoft.com/office/drawing/2010/main" val="0"/>
@@ -11754,7 +12393,7 @@
                           </pic:cNvPicPr>
                         </pic:nvPicPr>
                         <pic:blipFill>
-                          <a:blip r:embed="rId12" cstate="print">
+                          <a:blip r:embed="rId11" cstate="print">
                             <a:extLst>
                               <a:ext uri="{28A0092B-C50C-407E-A947-70E740481C1C}">
                                 <a14:useLocalDpi xmlns:a14="http://schemas.microsoft.com/office/drawing/2010/main" val="0"/>
@@ -11895,7 +12534,7 @@
                           </pic:cNvPicPr>
                         </pic:nvPicPr>
                         <pic:blipFill>
-                          <a:blip r:embed="rId13" cstate="print">
+                          <a:blip r:embed="rId12" cstate="print">
                             <a:extLst>
                               <a:ext uri="{28A0092B-C50C-407E-A947-70E740481C1C}">
                                 <a14:useLocalDpi xmlns:a14="http://schemas.microsoft.com/office/drawing/2010/main" val="0"/>
@@ -12035,7 +12674,7 @@
                           </pic:cNvPicPr>
                         </pic:nvPicPr>
                         <pic:blipFill>
-                          <a:blip r:embed="rId14" cstate="print">
+                          <a:blip r:embed="rId13" cstate="print">
                             <a:extLst>
                               <a:ext uri="{28A0092B-C50C-407E-A947-70E740481C1C}">
                                 <a14:useLocalDpi xmlns:a14="http://schemas.microsoft.com/office/drawing/2010/main" val="0"/>
@@ -12176,7 +12815,7 @@
                           <pic:cNvPicPr/>
                         </pic:nvPicPr>
                         <pic:blipFill>
-                          <a:blip r:embed="rId15"/>
+                          <a:blip r:embed="rId14"/>
                           <a:stretch>
                             <a:fillRect/>
                           </a:stretch>
@@ -12305,7 +12944,7 @@
                           <pic:cNvPicPr/>
                         </pic:nvPicPr>
                         <pic:blipFill>
-                          <a:blip r:embed="rId16"/>
+                          <a:blip r:embed="rId15"/>
                           <a:stretch>
                             <a:fillRect/>
                           </a:stretch>
@@ -12358,9 +12997,14 @@
       <w:pPr>
         <w:pStyle w:val="Heading2"/>
       </w:pPr>
+      <w:proofErr w:type="gramStart"/>
       <w:r>
         <w:lastRenderedPageBreak/>
-        <w:t>C.8  Work Division — Sprint 2</w:t>
+        <w:t>C.8  Work</w:t>
+      </w:r>
+      <w:proofErr w:type="gramEnd"/>
+      <w:r>
+        <w:t xml:space="preserve"> Division — Sprint 2</w:t>
       </w:r>
     </w:p>
     <w:p>
@@ -12798,8 +13442,8 @@
       </w:r>
     </w:p>
     <w:sectPr>
-      <w:headerReference w:type="default" r:id="rId17"/>
-      <w:footerReference w:type="default" r:id="rId18"/>
+      <w:headerReference w:type="default" r:id="rId16"/>
+      <w:footerReference w:type="default" r:id="rId17"/>
       <w:pgSz w:w="12240" w:h="15840"/>
       <w:pgMar w:top="1440" w:right="1260" w:bottom="1440" w:left="1260" w:header="708" w:footer="708" w:gutter="0"/>
       <w:cols w:space="720"/>
@@ -12846,7 +13490,43 @@
         <w:sz w:val="18"/>
         <w:szCs w:val="18"/>
       </w:rPr>
-      <w:t>Team ENIGMA  ·  CS3009 Software Engineering  ·  Spring 2026</w:t>
+      <w:t xml:space="preserve">Team </w:t>
+    </w:r>
+    <w:proofErr w:type="gramStart"/>
+    <w:r>
+      <w:rPr>
+        <w:color w:val="888888"/>
+        <w:sz w:val="18"/>
+        <w:szCs w:val="18"/>
+      </w:rPr>
+      <w:t>ENIGMA  ·</w:t>
+    </w:r>
+    <w:proofErr w:type="gramEnd"/>
+    <w:r>
+      <w:rPr>
+        <w:color w:val="888888"/>
+        <w:sz w:val="18"/>
+        <w:szCs w:val="18"/>
+      </w:rPr>
+      <w:t xml:space="preserve">  CS3009 Software </w:t>
+    </w:r>
+    <w:proofErr w:type="gramStart"/>
+    <w:r>
+      <w:rPr>
+        <w:color w:val="888888"/>
+        <w:sz w:val="18"/>
+        <w:szCs w:val="18"/>
+      </w:rPr>
+      <w:t>Engineering  ·</w:t>
+    </w:r>
+    <w:proofErr w:type="gramEnd"/>
+    <w:r>
+      <w:rPr>
+        <w:color w:val="888888"/>
+        <w:sz w:val="18"/>
+        <w:szCs w:val="18"/>
+      </w:rPr>
+      <w:t xml:space="preserve">  Spring 2026</w:t>
     </w:r>
     <w:r>
       <w:rPr>
